--- a/evals/learning-loop-v2/patients/P040/materials/就诊材料.docx
+++ b/evals/learning-loop-v2/patients/P040/materials/就诊材料.docx
@@ -27,6 +27,24 @@
           <w:sz w:val="22"/>
         </w:rPr>
         <w:t xml:space="preserve">女，1987年生</w:t>
+      </w:r>
+    </w:p>
+    <w:p>
+      <w:r>
+        <w:rPr>
+          <w:rFonts w:eastAsia="PingFang SC"/>
+          <w:sz w:val="22"/>
+        </w:rPr>
+        <w:t xml:space="preserve">预约项目：肝功能、心肌酶。此页尚未回报结果，无测量数值。</w:t>
+      </w:r>
+    </w:p>
+    <w:p>
+      <w:r>
+        <w:rPr>
+          <w:rFonts w:eastAsia="PingFang SC"/>
+          <w:sz w:val="22"/>
+        </w:rPr>
+        <w:t xml:space="preserve"/>
       </w:r>
     </w:p>
     <w:p>
@@ -80,7 +98,16 @@
           <w:rFonts w:eastAsia="PingFang SC"/>
           <w:sz w:val="22"/>
         </w:rPr>
-        <w:t xml:space="preserve">预约项目：肝功能、心肌酶。此页尚未回报结果，无测量数值。</w:t>
+        <w:t xml:space="preserve">处方核对</w:t>
+      </w:r>
+    </w:p>
+    <w:p>
+      <w:r>
+        <w:rPr>
+          <w:rFonts w:eastAsia="PingFang SC"/>
+          <w:sz w:val="22"/>
+        </w:rPr>
+        <w:t xml:space="preserve">对乙酰氨基酚 500mg，每日三次，正在服用</w:t>
       </w:r>
     </w:p>
     <w:p>
@@ -134,7 +161,7 @@
           <w:rFonts w:eastAsia="PingFang SC"/>
           <w:sz w:val="22"/>
         </w:rPr>
-        <w:t xml:space="preserve">2026-09-10 慢性阻塞性肺疾病 [confirmed]；2026-09-10 胆囊息肉 [finding]；2026/6/11 肝囊肿 [finding]</w:t>
+        <w:t xml:space="preserve">2026-09-10 确诊：慢性阻塞性肺疾病；2026-09-10 影像提示：胆囊息肉；2026/6/11 影像提示：肝囊肿</w:t>
       </w:r>
     </w:p>
     <w:p>
@@ -152,7 +179,7 @@
           <w:rFonts w:eastAsia="PingFang SC"/>
           <w:sz w:val="22"/>
         </w:rPr>
-        <w:t xml:space="preserve">处方核对</w:t>
+        <w:t xml:space="preserve">检验复核记录</w:t>
       </w:r>
     </w:p>
     <w:p>
@@ -161,7 +188,7 @@
           <w:rFonts w:eastAsia="PingFang SC"/>
           <w:sz w:val="22"/>
         </w:rPr>
-        <w:t xml:space="preserve">对乙酰氨基酚 500mg，每周一次，active</w:t>
+        <w:t xml:space="preserve">2026/6/11 肌酐 1.58 mg/dL；2026年7月12日 ALT 64 U/L</w:t>
       </w:r>
     </w:p>
     <w:sectPr>
